--- a/tillsyn/A 61754-2025 tillsynsbegäran.docx
+++ b/tillsyn/A 61754-2025 tillsynsbegäran.docx
@@ -865,7 +865,7 @@
     <w:r>
       <w:tab/>
       <w:tab/>
-      <w:t>2026-02-28</w:t>
+      <w:t>2026-03-01</w:t>
       <w:br/>
       <w:br/>
     </w:r>

--- a/tillsyn/A 61754-2025 tillsynsbegäran.docx
+++ b/tillsyn/A 61754-2025 tillsynsbegäran.docx
@@ -865,7 +865,7 @@
     <w:r>
       <w:tab/>
       <w:tab/>
-      <w:t>2026-03-01</w:t>
+      <w:t>2026-03-02</w:t>
       <w:br/>
       <w:br/>
     </w:r>

--- a/tillsyn/A 61754-2025 tillsynsbegäran.docx
+++ b/tillsyn/A 61754-2025 tillsynsbegäran.docx
@@ -113,7 +113,7 @@
         <w:rPr>
           <w:i/>
         </w:rPr>
-        <w:t xml:space="preserve"> 9070 Trädklädd betesmark </w:t>
+        <w:t xml:space="preserve"> 9070 Trädklädd betesmark</w:t>
       </w:r>
       <w:r>
         <w:t xml:space="preserve"> (SLU Artdatabanken, 2024).</w:t>
@@ -865,7 +865,7 @@
     <w:r>
       <w:tab/>
       <w:tab/>
-      <w:t>2026-03-02</w:t>
+      <w:t>2026-03-03</w:t>
       <w:br/>
       <w:br/>
     </w:r>

--- a/tillsyn/A 61754-2025 tillsynsbegäran.docx
+++ b/tillsyn/A 61754-2025 tillsynsbegäran.docx
@@ -865,7 +865,7 @@
     <w:r>
       <w:tab/>
       <w:tab/>
-      <w:t>2026-03-03</w:t>
+      <w:t>2026-03-04</w:t>
       <w:br/>
       <w:br/>
     </w:r>

--- a/tillsyn/A 61754-2025 tillsynsbegäran.docx
+++ b/tillsyn/A 61754-2025 tillsynsbegäran.docx
@@ -865,7 +865,7 @@
     <w:r>
       <w:tab/>
       <w:tab/>
-      <w:t>2026-03-04</w:t>
+      <w:t>2026-03-05</w:t>
       <w:br/>
       <w:br/>
     </w:r>

--- a/tillsyn/A 61754-2025 tillsynsbegäran.docx
+++ b/tillsyn/A 61754-2025 tillsynsbegäran.docx
@@ -865,7 +865,7 @@
     <w:r>
       <w:tab/>
       <w:tab/>
-      <w:t>2026-03-05</w:t>
+      <w:t>2026-03-06</w:t>
       <w:br/>
       <w:br/>
     </w:r>

--- a/tillsyn/A 61754-2025 tillsynsbegäran.docx
+++ b/tillsyn/A 61754-2025 tillsynsbegäran.docx
@@ -865,7 +865,7 @@
     <w:r>
       <w:tab/>
       <w:tab/>
-      <w:t>2026-03-06</w:t>
+      <w:t>2026-03-07</w:t>
       <w:br/>
       <w:br/>
     </w:r>

--- a/tillsyn/A 61754-2025 tillsynsbegäran.docx
+++ b/tillsyn/A 61754-2025 tillsynsbegäran.docx
@@ -865,7 +865,7 @@
     <w:r>
       <w:tab/>
       <w:tab/>
-      <w:t>2026-03-07</w:t>
+      <w:t>2026-03-08</w:t>
       <w:br/>
       <w:br/>
     </w:r>

--- a/tillsyn/A 61754-2025 tillsynsbegäran.docx
+++ b/tillsyn/A 61754-2025 tillsynsbegäran.docx
@@ -865,7 +865,7 @@
     <w:r>
       <w:tab/>
       <w:tab/>
-      <w:t>2026-03-08</w:t>
+      <w:t>2026-03-09</w:t>
       <w:br/>
       <w:br/>
     </w:r>

--- a/tillsyn/A 61754-2025 tillsynsbegäran.docx
+++ b/tillsyn/A 61754-2025 tillsynsbegäran.docx
@@ -865,7 +865,7 @@
     <w:r>
       <w:tab/>
       <w:tab/>
-      <w:t>2026-03-09</w:t>
+      <w:t>2026-03-10</w:t>
       <w:br/>
       <w:br/>
     </w:r>

--- a/tillsyn/A 61754-2025 tillsynsbegäran.docx
+++ b/tillsyn/A 61754-2025 tillsynsbegäran.docx
@@ -279,7 +279,7 @@
         <w:t>Spillkråka (NT, §4)</w:t>
       </w:r>
       <w:r>
-        <w:t xml:space="preserve"> är rödlistad som nära hotad och ingår i bilaga 1 i EU:s fågeldirektiv. Den minskar i population på grund av minskad tillgång på lämpliga bo- och födoträd och minskad födotillgång. Spillkråkans minskningstakt har uppgått till 19 (24–10) % under de senaste 15 åren. Minskningstakten för den svenska populationen bedöms vara nära gränsvärdet för Sårbar (VU) (A2bc). Skogsbruk med korta omloppstider och täta, homogena ungskogar utgör det största hotet. Spillkråka är typisk art för </w:t>
+        <w:t xml:space="preserve"> är rödlistad som nära hotad och ingår i bilaga 1 i EU:s fågeldirektiv. Den minskar i population på grund av minskad tillgång på lämpliga bo- och födoträd och minskad födotillgång. Spillkråkans minskningstakt har uppgått till 19 (24–10) % under de senaste 15 åren och bedöms vara nära gränsvärdet för Sårbar (VU) (A2bc). Spillkråka är en nyckelart i skogliga miljöer vars övergivna bohål utnyttjas av flera andra hålhäckande fågelarter och fladdermöss. Den behöver grova träd, främst tall, asp och bok som boträd. Skogsbruk med korta omloppstider och täta, homogena ungskogar utgör det största hotet. Spillkråka är typisk art för </w:t>
       </w:r>
       <w:r>
         <w:rPr>
@@ -297,7 +297,7 @@
         <w:t xml:space="preserve"> 9740 Skogsbevuxen myr </w:t>
       </w:r>
       <w:r>
-        <w:t>(SLU Artdatabanken, 2023).</w:t>
+        <w:t>(SLU Artdatabanken, 2025; Skogsstyrelsen 2016).</w:t>
       </w:r>
     </w:p>
     <w:p>
@@ -308,7 +308,7 @@
         <w:t>Talltita (NT, §4)</w:t>
       </w:r>
       <w:r>
-        <w:t>, rödlistad som nära hotad och prioriterad art i Skogsvårdslagen har häckningsrevir i anmälan. Arten har minskat kraftigt de senaste 30 åren och minskningstakten innevarande 10-årsperiod beräknas till 20 (10–30) %. Talltitan är synnerligen trogen sitt cirka 15 hektar stora revir och är beroende av flerskiktade olikåldriga skogar för att kunna föda upp sina ungar. Talltitan försvinner om dess livsmiljö kalavverkas (Eggers &amp; Low (2014); Ekman (1979); Griesser et al (2007); Klein (2020); Siffczyk et al (2003); SLU Artdatabanken (2021).</w:t>
+        <w:t>, rödlistad som nära hotad och prioriterad art i Skogsvårdslagen, har häckningsrevir i anmälan. Arten har minskat kraftigt de senaste 30 åren och minskningstakten innevarande 10-årsperiod beräknas till 20 (10–30) %. Talltitan är synnerligen trogen sitt cirka 15 hektar stora revir och är beroende av flerskiktade olikåldriga skogar för att kunna föda upp sina ungar. Talltitan försvinner om dess livsmiljö kalavverkas (Eggers &amp; Low, 2014; Ekman, 1979; Griesser et al, 2007; Klein, 2020; Siffczyk et al, 2003; SLU Artdatabanken, 2021).</w:t>
       </w:r>
     </w:p>
     <w:p>
@@ -386,7 +386,7 @@
         <w:t xml:space="preserve"> 9740 Skogsbevuxen myr</w:t>
       </w:r>
       <w:r>
-        <w:t xml:space="preserve"> och ingår i bilaga 1 i EU:s fågeldirektiv. Spillkråka lever i både barr- och blandskog liksom i ren lövskog. De tätaste populationerna tenderar att finnas i äldre, variationsrik blandskog med gott om död ved och gamla träd.</w:t>
+        <w:t xml:space="preserve"> och ingår i bilaga 1 i EU:s fågeldirektiv. Spillkråka lever i både barr- och blandskog liksom i ren lövskog. De tätaste populationerna tenderar att finnas i äldre, variationsrik blandskog med gott om död ved och gamla träd. Spillkråka är en nyckelart i skogliga miljöer vars övergivna bohål utnyttjas av flera andra hålhäckande fågelarter och fladdermöss (SLU Artdatabanken, 2023; Skogsstyrelsen 2016).</w:t>
       </w:r>
     </w:p>
     <w:p>
@@ -404,7 +404,21 @@
     </w:p>
     <w:p>
       <w:r>
-        <w:t xml:space="preserve">SLU Artdatabanken, 2021. </w:t>
+        <w:t xml:space="preserve">Skogsstyrelsen, 2016. </w:t>
+      </w:r>
+      <w:r>
+        <w:rPr>
+          <w:i/>
+        </w:rPr>
+        <w:t xml:space="preserve">Vägledning för hänsyn till spillkråka. </w:t>
+      </w:r>
+      <w:r>
+        <w:t>Vägledningar och kunskapsstöd artskydd – Skogsstyrelsen.</w:t>
+      </w:r>
+    </w:p>
+    <w:p>
+      <w:r>
+        <w:t xml:space="preserve">SLU Artdatabanken, 2023. </w:t>
       </w:r>
       <w:r>
         <w:rPr>
@@ -865,7 +879,7 @@
     <w:r>
       <w:tab/>
       <w:tab/>
-      <w:t>2026-03-10</w:t>
+      <w:t>2026-03-11</w:t>
       <w:br/>
       <w:br/>
     </w:r>

--- a/tillsyn/A 61754-2025 tillsynsbegäran.docx
+++ b/tillsyn/A 61754-2025 tillsynsbegäran.docx
@@ -879,7 +879,7 @@
     <w:r>
       <w:tab/>
       <w:tab/>
-      <w:t>2026-03-11</w:t>
+      <w:t>2026-03-12</w:t>
       <w:br/>
       <w:br/>
     </w:r>

--- a/tillsyn/A 61754-2025 tillsynsbegäran.docx
+++ b/tillsyn/A 61754-2025 tillsynsbegäran.docx
@@ -879,7 +879,7 @@
     <w:r>
       <w:tab/>
       <w:tab/>
-      <w:t>2026-03-12</w:t>
+      <w:t>2026-03-13</w:t>
       <w:br/>
       <w:br/>
     </w:r>

--- a/tillsyn/A 61754-2025 tillsynsbegäran.docx
+++ b/tillsyn/A 61754-2025 tillsynsbegäran.docx
@@ -879,7 +879,7 @@
     <w:r>
       <w:tab/>
       <w:tab/>
-      <w:t>2026-03-13</w:t>
+      <w:t>2026-03-16</w:t>
       <w:br/>
       <w:br/>
     </w:r>

--- a/tillsyn/A 61754-2025 tillsynsbegäran.docx
+++ b/tillsyn/A 61754-2025 tillsynsbegäran.docx
@@ -879,7 +879,7 @@
     <w:r>
       <w:tab/>
       <w:tab/>
-      <w:t>2026-03-16</w:t>
+      <w:t>2026-03-17</w:t>
       <w:br/>
       <w:br/>
     </w:r>

--- a/tillsyn/A 61754-2025 tillsynsbegäran.docx
+++ b/tillsyn/A 61754-2025 tillsynsbegäran.docx
@@ -879,7 +879,7 @@
     <w:r>
       <w:tab/>
       <w:tab/>
-      <w:t>2026-03-17</w:t>
+      <w:t>2026-03-18</w:t>
       <w:br/>
       <w:br/>
     </w:r>

--- a/tillsyn/A 61754-2025 tillsynsbegäran.docx
+++ b/tillsyn/A 61754-2025 tillsynsbegäran.docx
@@ -879,7 +879,7 @@
     <w:r>
       <w:tab/>
       <w:tab/>
-      <w:t>2026-03-18</w:t>
+      <w:t>2026-03-19</w:t>
       <w:br/>
       <w:br/>
     </w:r>

--- a/tillsyn/A 61754-2025 tillsynsbegäran.docx
+++ b/tillsyn/A 61754-2025 tillsynsbegäran.docx
@@ -879,7 +879,7 @@
     <w:r>
       <w:tab/>
       <w:tab/>
-      <w:t>2026-03-19</w:t>
+      <w:t>2026-03-20</w:t>
       <w:br/>
       <w:br/>
     </w:r>

--- a/tillsyn/A 61754-2025 tillsynsbegäran.docx
+++ b/tillsyn/A 61754-2025 tillsynsbegäran.docx
@@ -879,7 +879,7 @@
     <w:r>
       <w:tab/>
       <w:tab/>
-      <w:t>2026-03-20</w:t>
+      <w:t>2026-03-21</w:t>
       <w:br/>
       <w:br/>
     </w:r>

--- a/tillsyn/A 61754-2025 tillsynsbegäran.docx
+++ b/tillsyn/A 61754-2025 tillsynsbegäran.docx
@@ -879,7 +879,7 @@
     <w:r>
       <w:tab/>
       <w:tab/>
-      <w:t>2026-03-21</w:t>
+      <w:t>2026-03-22</w:t>
       <w:br/>
       <w:br/>
     </w:r>

--- a/tillsyn/A 61754-2025 tillsynsbegäran.docx
+++ b/tillsyn/A 61754-2025 tillsynsbegäran.docx
@@ -879,7 +879,7 @@
     <w:r>
       <w:tab/>
       <w:tab/>
-      <w:t>2026-03-22</w:t>
+      <w:t>2026-03-23</w:t>
       <w:br/>
       <w:br/>
     </w:r>

--- a/tillsyn/A 61754-2025 tillsynsbegäran.docx
+++ b/tillsyn/A 61754-2025 tillsynsbegäran.docx
@@ -879,7 +879,7 @@
     <w:r>
       <w:tab/>
       <w:tab/>
-      <w:t>2026-03-23</w:t>
+      <w:t>2026-03-24</w:t>
       <w:br/>
       <w:br/>
     </w:r>

--- a/tillsyn/A 61754-2025 tillsynsbegäran.docx
+++ b/tillsyn/A 61754-2025 tillsynsbegäran.docx
@@ -879,7 +879,7 @@
     <w:r>
       <w:tab/>
       <w:tab/>
-      <w:t>2026-03-24</w:t>
+      <w:t>2026-03-25</w:t>
       <w:br/>
       <w:br/>
     </w:r>

--- a/tillsyn/A 61754-2025 tillsynsbegäran.docx
+++ b/tillsyn/A 61754-2025 tillsynsbegäran.docx
@@ -879,7 +879,7 @@
     <w:r>
       <w:tab/>
       <w:tab/>
-      <w:t>2026-03-25</w:t>
+      <w:t>2026-03-26</w:t>
       <w:br/>
       <w:br/>
     </w:r>

--- a/tillsyn/A 61754-2025 tillsynsbegäran.docx
+++ b/tillsyn/A 61754-2025 tillsynsbegäran.docx
@@ -879,7 +879,7 @@
     <w:r>
       <w:tab/>
       <w:tab/>
-      <w:t>2026-03-26</w:t>
+      <w:t>2026-03-27</w:t>
       <w:br/>
       <w:br/>
     </w:r>

--- a/tillsyn/A 61754-2025 tillsynsbegäran.docx
+++ b/tillsyn/A 61754-2025 tillsynsbegäran.docx
@@ -879,7 +879,7 @@
     <w:r>
       <w:tab/>
       <w:tab/>
-      <w:t>2026-03-27</w:t>
+      <w:t>2026-03-28</w:t>
       <w:br/>
       <w:br/>
     </w:r>

--- a/tillsyn/A 61754-2025 tillsynsbegäran.docx
+++ b/tillsyn/A 61754-2025 tillsynsbegäran.docx
@@ -879,7 +879,7 @@
     <w:r>
       <w:tab/>
       <w:tab/>
-      <w:t>2026-03-28</w:t>
+      <w:t>2026-03-29</w:t>
       <w:br/>
       <w:br/>
     </w:r>

--- a/tillsyn/A 61754-2025 tillsynsbegäran.docx
+++ b/tillsyn/A 61754-2025 tillsynsbegäran.docx
@@ -879,7 +879,7 @@
     <w:r>
       <w:tab/>
       <w:tab/>
-      <w:t>2026-03-29</w:t>
+      <w:t>2026-03-30</w:t>
       <w:br/>
       <w:br/>
     </w:r>

--- a/tillsyn/A 61754-2025 tillsynsbegäran.docx
+++ b/tillsyn/A 61754-2025 tillsynsbegäran.docx
@@ -879,7 +879,7 @@
     <w:r>
       <w:tab/>
       <w:tab/>
-      <w:t>2026-03-30</w:t>
+      <w:t>2026-03-31</w:t>
       <w:br/>
       <w:br/>
     </w:r>

--- a/tillsyn/A 61754-2025 tillsynsbegäran.docx
+++ b/tillsyn/A 61754-2025 tillsynsbegäran.docx
@@ -879,7 +879,7 @@
     <w:r>
       <w:tab/>
       <w:tab/>
-      <w:t>2026-03-31</w:t>
+      <w:t>2026-04-01</w:t>
       <w:br/>
       <w:br/>
     </w:r>

--- a/tillsyn/A 61754-2025 tillsynsbegäran.docx
+++ b/tillsyn/A 61754-2025 tillsynsbegäran.docx
@@ -879,7 +879,7 @@
     <w:r>
       <w:tab/>
       <w:tab/>
-      <w:t>2026-04-01</w:t>
+      <w:t>2026-04-02</w:t>
       <w:br/>
       <w:br/>
     </w:r>

--- a/tillsyn/A 61754-2025 tillsynsbegäran.docx
+++ b/tillsyn/A 61754-2025 tillsynsbegäran.docx
@@ -879,7 +879,7 @@
     <w:r>
       <w:tab/>
       <w:tab/>
-      <w:t>2026-04-02</w:t>
+      <w:t>2026-04-03</w:t>
       <w:br/>
       <w:br/>
     </w:r>

--- a/tillsyn/A 61754-2025 tillsynsbegäran.docx
+++ b/tillsyn/A 61754-2025 tillsynsbegäran.docx
@@ -879,7 +879,7 @@
     <w:r>
       <w:tab/>
       <w:tab/>
-      <w:t>2026-04-03</w:t>
+      <w:t>2026-04-04</w:t>
       <w:br/>
       <w:br/>
     </w:r>

--- a/tillsyn/A 61754-2025 tillsynsbegäran.docx
+++ b/tillsyn/A 61754-2025 tillsynsbegäran.docx
@@ -879,7 +879,7 @@
     <w:r>
       <w:tab/>
       <w:tab/>
-      <w:t>2026-04-04</w:t>
+      <w:t>2026-04-05</w:t>
       <w:br/>
       <w:br/>
     </w:r>

--- a/tillsyn/A 61754-2025 tillsynsbegäran.docx
+++ b/tillsyn/A 61754-2025 tillsynsbegäran.docx
@@ -879,7 +879,7 @@
     <w:r>
       <w:tab/>
       <w:tab/>
-      <w:t>2026-04-05</w:t>
+      <w:t>2026-04-06</w:t>
       <w:br/>
       <w:br/>
     </w:r>

--- a/tillsyn/A 61754-2025 tillsynsbegäran.docx
+++ b/tillsyn/A 61754-2025 tillsynsbegäran.docx
@@ -95,10 +95,10 @@
         <w:rPr>
           <w:b/>
         </w:rPr>
-        <w:t>Garnlav (NT)</w:t>
-      </w:r>
-      <w:r>
-        <w:t xml:space="preserve"> är en utpräglad barrskogsart som ibland kan drapera träden i norrländska grannaturskogar med hög luftfuktighet. Den förekommer även i talldominerade bestånd där den, förutom i trädens grenverk, påträffas hängande över ojämnheter i tallbarken. Arten har minskat starkt i södra och mellersta Sverige och den minskar även i sitt nordliga utbredningsområde. Orsaken till tillbakagången beror främst på slutavverkningar av naturskogsartade skogar. Bestånd med riklig förekomst bör regelmässigt sparas. Garnlav är värdväxt för den mycket sällsynta och akut hotade fjärilen barrskogslavfly (CR) som hör hemma i boreala barrskogar med riklig förekomst av värdväxten. Tidigare kunde arten konstateras årligen på flera platser vid Dala-Floda i Dalarna innan lokalerna kalavverkades. Senaste fyndet i landet av barrskogslavfly är från år 2000 då den påträffades vid Högberget i Sollefteå kommun. Garnlav är typisk art för </w:t>
+        <w:t>Garnlav (VU)</w:t>
+      </w:r>
+      <w:r>
+        <w:t xml:space="preserve"> är en utpräglad barrskogsart som ibland kan drapera träden i norrländska grannaturskogar med hög luftfuktighet. Den förekommer även i talldominerade bestånd där den, förutom i trädens grenverk, påträffas hängande över ojämnheter i tallbarken. Arten har minskat starkt i södra och mellersta Sverige och den minskar även i sitt nordliga utbredningsområde. Minskningstakten uppgår till 30 (20–50) % inom 50 år och överstiger gränsvärdet för Sårbar (VU). Orsaken till tillbakagången beror främst på slutavverkningar av naturskogsartade skogar. Bestånd med riklig förekomst bör regelmässigt sparas, vilket även gynnar flera andra sällsynta och rödlistade arter. Garnlav är värdväxt för den mycket sällsynta och akut hotade fjärilen barrskogslavfly (CR) som hör hemma i boreala barrskogar med riklig förekomst av värdväxten. Tidigare kunde arten konstateras årligen på flera platser vid Dala-Floda i Dalarna innan lokalerna kalavverkades. Senaste fyndet i landet av barrskogslavfly är från år 2000 då den påträffades vid Högberget i Sollefteå kommun. Garnlav är typisk art för </w:t>
       </w:r>
       <w:r>
         <w:rPr>
@@ -116,7 +116,7 @@
         <w:t xml:space="preserve"> 9070 Trädklädd betesmark</w:t>
       </w:r>
       <w:r>
-        <w:t xml:space="preserve"> (SLU Artdatabanken, 2024).</w:t>
+        <w:t xml:space="preserve"> (SLU Artdatabanken, 2026).</w:t>
       </w:r>
     </w:p>
     <w:p>
@@ -185,7 +185,34 @@
         <w:t>Ullticka (NT)</w:t>
       </w:r>
       <w:r>
-        <w:t xml:space="preserve"> är knuten till restbestånd av barrnaturskog och förekommer med ett tydligt optimum i orörda eller måttligt påverkade gamla granskogar där det föreligger viss kontinuitet av grov död ved. Ullticka är en bra signalart inom hela sitt utbredningsområde och i södra Sverige är den sällsynt och en god signalart för skyddsvärda granskogsmiljöer. Den hotas av avverkning och fragmentering av naturskog och äldre granskog med lång trädkontinuitet. Ullticka är typisk art för </w:t>
+        <w:t xml:space="preserve"> är knuten till restbestånd av barrnaturskog och förekommer med ett tydligt optimum i orörda eller måttligt påverkade gamla granskogar där det föreligger viss kontinuitet av grov död ved. Ullticka är en bra signalart inom hela sitt utbredningsområde och i södra Sverige är den sällsynt och en god signalart för skyddsvärda granskogsmiljöer. Den hotas av avverkning och fragmentering av naturskog och äldre granskog med lång trädkontinuitet. På ullticka kan ibland ulltickeporing (VU) påträffas - det är en sällsynt ticka som nyligen delats upp i de tre olika arterna ulltickeporing </w:t>
+      </w:r>
+      <w:r>
+        <w:rPr>
+          <w:i/>
+        </w:rPr>
+        <w:t xml:space="preserve">Skeletocutis brevispora </w:t>
+      </w:r>
+      <w:r>
+        <w:t>(VU)</w:t>
+      </w:r>
+      <w:r>
+        <w:rPr>
+          <w:i/>
+        </w:rPr>
+        <w:t>, Skeletocutis delicata</w:t>
+      </w:r>
+      <w:r>
+        <w:t xml:space="preserve"> (VU)</w:t>
+      </w:r>
+      <w:r>
+        <w:rPr>
+          <w:i/>
+        </w:rPr>
+        <w:t xml:space="preserve"> och Skeletocutis exilis</w:t>
+      </w:r>
+      <w:r>
+        <w:t xml:space="preserve"> (NT). Ullticka är typisk art för </w:t>
       </w:r>
       <w:r>
         <w:rPr>
@@ -203,25 +230,7 @@
         <w:t>9030 Landhöjningsskog</w:t>
       </w:r>
       <w:r>
-        <w:t xml:space="preserve">. På ullticka kan ibland ulltickeporing (VU) påträffas - det är en sällsynt ticka som nyligen delats upp i tre olika arter: </w:t>
-      </w:r>
-      <w:r>
-        <w:rPr>
-          <w:i/>
-        </w:rPr>
-        <w:t xml:space="preserve">Skeletocutis brevispora </w:t>
-      </w:r>
-      <w:r>
-        <w:t>(ulltickeporing)</w:t>
-      </w:r>
-      <w:r>
-        <w:rPr>
-          <w:i/>
-        </w:rPr>
-        <w:t>, Skeletocutis delicata och Skeletocutis exilis</w:t>
-      </w:r>
-      <w:r>
-        <w:t>. De två sistnämnda arterna står för närvarande (2020) som ej bedömda i rödlistan (SLU Artdatabanken, 2024; Nitare &amp; Skogsstyrelsen, 2019; Miettinen &amp; Niemelä, 2018).</w:t>
+        <w:t xml:space="preserve"> (SLU Artdatabanken, 2026; Nitare &amp; Skogsstyrelsen, 2019; Miettinen &amp; Niemelä, 2018).</w:t>
       </w:r>
     </w:p>
     <w:p>
@@ -276,10 +285,10 @@
         <w:rPr>
           <w:b/>
         </w:rPr>
-        <w:t>Spillkråka (NT, §4)</w:t>
-      </w:r>
-      <w:r>
-        <w:t xml:space="preserve"> är rödlistad som nära hotad och ingår i bilaga 1 i EU:s fågeldirektiv. Den minskar i population på grund av minskad tillgång på lämpliga bo- och födoträd och minskad födotillgång. Spillkråkans minskningstakt har uppgått till 19 (24–10) % under de senaste 15 åren och bedöms vara nära gränsvärdet för Sårbar (VU) (A2bc). Spillkråka är en nyckelart i skogliga miljöer vars övergivna bohål utnyttjas av flera andra hålhäckande fågelarter och fladdermöss. Den behöver grova träd, främst tall, asp och bok som boträd. Skogsbruk med korta omloppstider och täta, homogena ungskogar utgör det största hotet. Spillkråka är typisk art för </w:t>
+        <w:t>Spillkråka (§4)</w:t>
+      </w:r>
+      <w:r>
+        <w:t xml:space="preserve"> omfattas av bilaga 1 i EU:s fågeldirektiv och är typisk art för </w:t>
       </w:r>
       <w:r>
         <w:rPr>
@@ -294,10 +303,10 @@
         <w:rPr>
           <w:i/>
         </w:rPr>
-        <w:t xml:space="preserve"> 9740 Skogsbevuxen myr </w:t>
-      </w:r>
-      <w:r>
-        <w:t>(SLU Artdatabanken, 2025; Skogsstyrelsen 2016).</w:t>
+        <w:t xml:space="preserve"> 9740 Skogsbevuxen myr</w:t>
+      </w:r>
+      <w:r>
+        <w:t>. Den behöver grova träd, främst tall, asp och bok som boträd. Skogsbruk med korta omloppstider och täta, homogena ungskogar utgör det största hotet. Spillkråka är en nyckelart i skogliga miljöer vars övergivna bohål utnyttjas av flera andra hålhäckande fågelarter och fladdermöss, däribland pärluggla (EN, §4), knipa (§4), salskrake (§4) och skogsduva (§4). Hökuggla (VU, §4) och slaguggla (§4) häckar ofta i högstubbar som brutits av i höjd med ett gammalt spillkråkebo (SLU Artdatabanken, 2026; Skogsstyrelsen, 2016).</w:t>
       </w:r>
     </w:p>
     <w:p>
@@ -368,7 +377,7 @@
     </w:p>
     <w:p>
       <w:r>
-        <w:t xml:space="preserve">Spillkråka (NT) är rödlistad som nära hotad, fridlyst enligt §4 Artskyddsförordningen, typisk art för </w:t>
+        <w:t xml:space="preserve">Spillkråka (§4) ingår i bilaga 1 EU:s fågeldirektiv och är typisk art för </w:t>
       </w:r>
       <w:r>
         <w:rPr>
@@ -386,12 +395,12 @@
         <w:t xml:space="preserve"> 9740 Skogsbevuxen myr</w:t>
       </w:r>
       <w:r>
-        <w:t xml:space="preserve"> och ingår i bilaga 1 i EU:s fågeldirektiv. Spillkråka lever i både barr- och blandskog liksom i ren lövskog. De tätaste populationerna tenderar att finnas i äldre, variationsrik blandskog med gott om död ved och gamla träd. Spillkråka är en nyckelart i skogliga miljöer vars övergivna bohål utnyttjas av flera andra hålhäckande fågelarter och fladdermöss (SLU Artdatabanken, 2023; Skogsstyrelsen 2016).</w:t>
+        <w:t>. Den lever i både barr- och blandskog liksom i ren lövskog. De tätaste populationerna tenderar att finnas i äldre, variationsrik blandskog med gott om död ved och gamla träd. Varje par utnyttjar 400–1000 hektar skog beroende på skogens kvalitet. Skogsbruk med korta omloppstider och täta, homogena ungskogar utgör det största hotet (SLU Artdatabanken, 2026).</w:t>
       </w:r>
     </w:p>
     <w:p>
       <w:r>
-        <w:t>Varje par utnyttjar 400–1000 hektar skog beroende på skogens kvalitet. En minskning av populationen pågår på grund av minskad tillgång på lämpliga bo- och födoträd och minskad födotillgång. Spillkråkans minskningstakt har uppgått till 19 (24–10) % under de senaste 15 åren. Minskningstakten för den svenska populationen bedöms vara nära gränsvärdet för Sårbar (VU) (A2bc). Skogsbruk med korta omloppstider och täta, homogena ungskogar utgör det största hotet (SLU Artdatabanken 2023).</w:t>
+        <w:t>Spillkråka är en nyckelart i skogliga miljöer vars övergivna bohål utnyttjas av flera andra hålhäckande fågelarter och fladdermöss, däribland pärluggla (EN, §4), knipa (§4), salskrake (§4) och skogsduva (§4). Hökuggla (VU, §4) och slaguggla (§4) häckar ofta i högstubbar som brutits av i höjd med ett gammalt spillkråkebo (Skogsstyrelsen, 2016).</w:t>
       </w:r>
     </w:p>
     <w:p>
@@ -418,7 +427,7 @@
     </w:p>
     <w:p>
       <w:r>
-        <w:t xml:space="preserve">SLU Artdatabanken, 2023. </w:t>
+        <w:t xml:space="preserve">SLU Artdatabanken, 2026. </w:t>
       </w:r>
       <w:r>
         <w:rPr>
@@ -427,7 +436,7 @@
         <w:t xml:space="preserve">Artfaktablad. Naturvård – artfakta. </w:t>
       </w:r>
       <w:r>
-        <w:t>SLU Artdatabanken, Uppsala</w:t>
+        <w:t>SLU Artdatabanken, Uppsala.</w:t>
       </w:r>
     </w:p>
     <w:p>
@@ -879,7 +888,7 @@
     <w:r>
       <w:tab/>
       <w:tab/>
-      <w:t>2026-04-06</w:t>
+      <w:t>2026-04-07</w:t>
       <w:br/>
       <w:br/>
     </w:r>

--- a/tillsyn/A 61754-2025 tillsynsbegäran.docx
+++ b/tillsyn/A 61754-2025 tillsynsbegäran.docx
@@ -888,7 +888,7 @@
     <w:r>
       <w:tab/>
       <w:tab/>
-      <w:t>2026-04-07</w:t>
+      <w:t>2026-04-08</w:t>
       <w:br/>
       <w:br/>
     </w:r>

--- a/tillsyn/A 61754-2025 tillsynsbegäran.docx
+++ b/tillsyn/A 61754-2025 tillsynsbegäran.docx
@@ -888,7 +888,7 @@
     <w:r>
       <w:tab/>
       <w:tab/>
-      <w:t>2026-04-08</w:t>
+      <w:t>2026-04-09</w:t>
       <w:br/>
       <w:br/>
     </w:r>

--- a/tillsyn/A 61754-2025 tillsynsbegäran.docx
+++ b/tillsyn/A 61754-2025 tillsynsbegäran.docx
@@ -888,7 +888,7 @@
     <w:r>
       <w:tab/>
       <w:tab/>
-      <w:t>2026-04-09</w:t>
+      <w:t>2026-04-10</w:t>
       <w:br/>
       <w:br/>
     </w:r>

--- a/tillsyn/A 61754-2025 tillsynsbegäran.docx
+++ b/tillsyn/A 61754-2025 tillsynsbegäran.docx
@@ -888,7 +888,7 @@
     <w:r>
       <w:tab/>
       <w:tab/>
-      <w:t>2026-04-10</w:t>
+      <w:t>2026-04-11</w:t>
       <w:br/>
       <w:br/>
     </w:r>

--- a/tillsyn/A 61754-2025 tillsynsbegäran.docx
+++ b/tillsyn/A 61754-2025 tillsynsbegäran.docx
@@ -888,7 +888,7 @@
     <w:r>
       <w:tab/>
       <w:tab/>
-      <w:t>2026-04-14</w:t>
+      <w:t>2026-04-15</w:t>
       <w:br/>
       <w:br/>
     </w:r>

--- a/tillsyn/A 61754-2025 tillsynsbegäran.docx
+++ b/tillsyn/A 61754-2025 tillsynsbegäran.docx
@@ -888,7 +888,7 @@
     <w:r>
       <w:tab/>
       <w:tab/>
-      <w:t>2026-04-15</w:t>
+      <w:t>2026-04-16</w:t>
       <w:br/>
       <w:br/>
     </w:r>

--- a/tillsyn/A 61754-2025 tillsynsbegäran.docx
+++ b/tillsyn/A 61754-2025 tillsynsbegäran.docx
@@ -888,7 +888,7 @@
     <w:r>
       <w:tab/>
       <w:tab/>
-      <w:t>2026-04-16</w:t>
+      <w:t>2026-04-17</w:t>
       <w:br/>
       <w:br/>
     </w:r>

--- a/tillsyn/A 61754-2025 tillsynsbegäran.docx
+++ b/tillsyn/A 61754-2025 tillsynsbegäran.docx
@@ -888,7 +888,7 @@
     <w:r>
       <w:tab/>
       <w:tab/>
-      <w:t>2026-04-17</w:t>
+      <w:t>2026-04-18</w:t>
       <w:br/>
       <w:br/>
     </w:r>

--- a/tillsyn/A 61754-2025 tillsynsbegäran.docx
+++ b/tillsyn/A 61754-2025 tillsynsbegäran.docx
@@ -888,7 +888,7 @@
     <w:r>
       <w:tab/>
       <w:tab/>
-      <w:t>2026-04-18</w:t>
+      <w:t>2026-04-19</w:t>
       <w:br/>
       <w:br/>
     </w:r>

--- a/tillsyn/A 61754-2025 tillsynsbegäran.docx
+++ b/tillsyn/A 61754-2025 tillsynsbegäran.docx
@@ -888,7 +888,7 @@
     <w:r>
       <w:tab/>
       <w:tab/>
-      <w:t>2026-04-19</w:t>
+      <w:t>2026-04-20</w:t>
       <w:br/>
       <w:br/>
     </w:r>

--- a/tillsyn/A 61754-2025 tillsynsbegäran.docx
+++ b/tillsyn/A 61754-2025 tillsynsbegäran.docx
@@ -888,7 +888,7 @@
     <w:r>
       <w:tab/>
       <w:tab/>
-      <w:t>2026-04-20</w:t>
+      <w:t>2026-04-21</w:t>
       <w:br/>
       <w:br/>
     </w:r>

--- a/tillsyn/A 61754-2025 tillsynsbegäran.docx
+++ b/tillsyn/A 61754-2025 tillsynsbegäran.docx
@@ -888,7 +888,7 @@
     <w:r>
       <w:tab/>
       <w:tab/>
-      <w:t>2026-04-21</w:t>
+      <w:t>2026-04-22</w:t>
       <w:br/>
       <w:br/>
     </w:r>

--- a/tillsyn/A 61754-2025 tillsynsbegäran.docx
+++ b/tillsyn/A 61754-2025 tillsynsbegäran.docx
@@ -888,7 +888,7 @@
     <w:r>
       <w:tab/>
       <w:tab/>
-      <w:t>2026-04-22</w:t>
+      <w:t>2026-04-23</w:t>
       <w:br/>
       <w:br/>
     </w:r>

--- a/tillsyn/A 61754-2025 tillsynsbegäran.docx
+++ b/tillsyn/A 61754-2025 tillsynsbegäran.docx
@@ -888,7 +888,7 @@
     <w:r>
       <w:tab/>
       <w:tab/>
-      <w:t>2026-04-23</w:t>
+      <w:t>2026-04-24</w:t>
       <w:br/>
       <w:br/>
     </w:r>

--- a/tillsyn/A 61754-2025 tillsynsbegäran.docx
+++ b/tillsyn/A 61754-2025 tillsynsbegäran.docx
@@ -888,7 +888,7 @@
     <w:r>
       <w:tab/>
       <w:tab/>
-      <w:t>2026-04-24</w:t>
+      <w:t>2026-04-25</w:t>
       <w:br/>
       <w:br/>
     </w:r>

--- a/tillsyn/A 61754-2025 tillsynsbegäran.docx
+++ b/tillsyn/A 61754-2025 tillsynsbegäran.docx
@@ -888,7 +888,7 @@
     <w:r>
       <w:tab/>
       <w:tab/>
-      <w:t>2026-04-25</w:t>
+      <w:t>2026-04-26</w:t>
       <w:br/>
       <w:br/>
     </w:r>

--- a/tillsyn/A 61754-2025 tillsynsbegäran.docx
+++ b/tillsyn/A 61754-2025 tillsynsbegäran.docx
@@ -888,7 +888,7 @@
     <w:r>
       <w:tab/>
       <w:tab/>
-      <w:t>2026-04-26</w:t>
+      <w:t>2026-04-27</w:t>
       <w:br/>
       <w:br/>
     </w:r>

--- a/tillsyn/A 61754-2025 tillsynsbegäran.docx
+++ b/tillsyn/A 61754-2025 tillsynsbegäran.docx
@@ -888,7 +888,7 @@
     <w:r>
       <w:tab/>
       <w:tab/>
-      <w:t>2026-04-27</w:t>
+      <w:t>2026-04-28</w:t>
       <w:br/>
       <w:br/>
     </w:r>

--- a/tillsyn/A 61754-2025 tillsynsbegäran.docx
+++ b/tillsyn/A 61754-2025 tillsynsbegäran.docx
@@ -888,7 +888,7 @@
     <w:r>
       <w:tab/>
       <w:tab/>
-      <w:t>2026-04-28</w:t>
+      <w:t>2026-04-29</w:t>
       <w:br/>
       <w:br/>
     </w:r>

--- a/tillsyn/A 61754-2025 tillsynsbegäran.docx
+++ b/tillsyn/A 61754-2025 tillsynsbegäran.docx
@@ -888,7 +888,7 @@
     <w:r>
       <w:tab/>
       <w:tab/>
-      <w:t>2026-04-29</w:t>
+      <w:t>2026-04-30</w:t>
       <w:br/>
       <w:br/>
     </w:r>

--- a/tillsyn/A 61754-2025 tillsynsbegäran.docx
+++ b/tillsyn/A 61754-2025 tillsynsbegäran.docx
@@ -888,7 +888,7 @@
     <w:r>
       <w:tab/>
       <w:tab/>
-      <w:t>2026-04-30</w:t>
+      <w:t>2026-05-01</w:t>
       <w:br/>
       <w:br/>
     </w:r>

--- a/tillsyn/A 61754-2025 tillsynsbegäran.docx
+++ b/tillsyn/A 61754-2025 tillsynsbegäran.docx
@@ -888,7 +888,7 @@
     <w:r>
       <w:tab/>
       <w:tab/>
-      <w:t>2026-05-01</w:t>
+      <w:t>2026-05-02</w:t>
       <w:br/>
       <w:br/>
     </w:r>

--- a/tillsyn/A 61754-2025 tillsynsbegäran.docx
+++ b/tillsyn/A 61754-2025 tillsynsbegäran.docx
@@ -888,7 +888,7 @@
     <w:r>
       <w:tab/>
       <w:tab/>
-      <w:t>2026-05-02</w:t>
+      <w:t>2026-05-03</w:t>
       <w:br/>
       <w:br/>
     </w:r>

--- a/tillsyn/A 61754-2025 tillsynsbegäran.docx
+++ b/tillsyn/A 61754-2025 tillsynsbegäran.docx
@@ -888,7 +888,7 @@
     <w:r>
       <w:tab/>
       <w:tab/>
-      <w:t>2026-05-16</w:t>
+      <w:t>2026-05-17</w:t>
       <w:br/>
       <w:br/>
     </w:r>

--- a/tillsyn/A 61754-2025 tillsynsbegäran.docx
+++ b/tillsyn/A 61754-2025 tillsynsbegäran.docx
@@ -888,7 +888,7 @@
     <w:r>
       <w:tab/>
       <w:tab/>
-      <w:t>2026-05-17</w:t>
+      <w:t>2026-05-18</w:t>
       <w:br/>
       <w:br/>
     </w:r>

--- a/tillsyn/A 61754-2025 tillsynsbegäran.docx
+++ b/tillsyn/A 61754-2025 tillsynsbegäran.docx
@@ -888,7 +888,7 @@
     <w:r>
       <w:tab/>
       <w:tab/>
-      <w:t>2026-05-18</w:t>
+      <w:t>2026-05-19</w:t>
       <w:br/>
       <w:br/>
     </w:r>

--- a/tillsyn/A 61754-2025 tillsynsbegäran.docx
+++ b/tillsyn/A 61754-2025 tillsynsbegäran.docx
@@ -12,7 +12,7 @@
     </w:p>
     <w:p>
       <w:r>
-        <w:t>Detta dokument behandlar höga naturvärden i avverkningsanmälan A 61754-2025 i Kramfors kommun. Denna avverkningsanmälan inkom 2025-12-11 14:45:35 och omfattar 4,6 ha.</w:t>
+        <w:t>Detta dokument behandlar höga naturvärden i avverkningsanmälan A 61754-2025 i Kramfors kommun. Denna avverkningsanmälan inkom 2025-12-11 00:00:00 och omfattar 4,6 ha.</w:t>
       </w:r>
     </w:p>
     <w:p>
@@ -888,7 +888,7 @@
     <w:r>
       <w:tab/>
       <w:tab/>
-      <w:t>2026-05-19</w:t>
+      <w:t>2026-05-20</w:t>
       <w:br/>
       <w:br/>
     </w:r>

--- a/tillsyn/A 61754-2025 tillsynsbegäran.docx
+++ b/tillsyn/A 61754-2025 tillsynsbegäran.docx
@@ -888,7 +888,7 @@
     <w:r>
       <w:tab/>
       <w:tab/>
-      <w:t>2026-05-20</w:t>
+      <w:t>2026-05-21</w:t>
       <w:br/>
       <w:br/>
     </w:r>

--- a/tillsyn/A 61754-2025 tillsynsbegäran.docx
+++ b/tillsyn/A 61754-2025 tillsynsbegäran.docx
@@ -888,7 +888,7 @@
     <w:r>
       <w:tab/>
       <w:tab/>
-      <w:t>2026-05-21</w:t>
+      <w:t>2026-05-22</w:t>
       <w:br/>
       <w:br/>
     </w:r>

--- a/tillsyn/A 61754-2025 tillsynsbegäran.docx
+++ b/tillsyn/A 61754-2025 tillsynsbegäran.docx
@@ -888,7 +888,7 @@
     <w:r>
       <w:tab/>
       <w:tab/>
-      <w:t>2026-05-22</w:t>
+      <w:t>2026-05-23</w:t>
       <w:br/>
       <w:br/>
     </w:r>

--- a/tillsyn/A 61754-2025 tillsynsbegäran.docx
+++ b/tillsyn/A 61754-2025 tillsynsbegäran.docx
@@ -888,7 +888,7 @@
     <w:r>
       <w:tab/>
       <w:tab/>
-      <w:t>2026-05-23</w:t>
+      <w:t>2026-05-24</w:t>
       <w:br/>
       <w:br/>
     </w:r>

--- a/tillsyn/A 61754-2025 tillsynsbegäran.docx
+++ b/tillsyn/A 61754-2025 tillsynsbegäran.docx
@@ -888,7 +888,7 @@
     <w:r>
       <w:tab/>
       <w:tab/>
-      <w:t>2026-05-24</w:t>
+      <w:t>2026-05-25</w:t>
       <w:br/>
       <w:br/>
     </w:r>

--- a/tillsyn/A 61754-2025 tillsynsbegäran.docx
+++ b/tillsyn/A 61754-2025 tillsynsbegäran.docx
@@ -888,7 +888,7 @@
     <w:r>
       <w:tab/>
       <w:tab/>
-      <w:t>2026-05-25</w:t>
+      <w:t>2026-05-26</w:t>
       <w:br/>
       <w:br/>
     </w:r>

--- a/tillsyn/A 61754-2025 tillsynsbegäran.docx
+++ b/tillsyn/A 61754-2025 tillsynsbegäran.docx
@@ -888,7 +888,7 @@
     <w:r>
       <w:tab/>
       <w:tab/>
-      <w:t>2026-05-26</w:t>
+      <w:t>2026-05-27</w:t>
       <w:br/>
       <w:br/>
     </w:r>

--- a/tillsyn/A 61754-2025 tillsynsbegäran.docx
+++ b/tillsyn/A 61754-2025 tillsynsbegäran.docx
@@ -888,7 +888,7 @@
     <w:r>
       <w:tab/>
       <w:tab/>
-      <w:t>2026-05-27</w:t>
+      <w:t>2026-05-28</w:t>
       <w:br/>
       <w:br/>
     </w:r>

--- a/tillsyn/A 61754-2025 tillsynsbegäran.docx
+++ b/tillsyn/A 61754-2025 tillsynsbegäran.docx
@@ -888,7 +888,7 @@
     <w:r>
       <w:tab/>
       <w:tab/>
-      <w:t>2026-05-28</w:t>
+      <w:t>2026-05-29</w:t>
       <w:br/>
       <w:br/>
     </w:r>

--- a/tillsyn/A 61754-2025 tillsynsbegäran.docx
+++ b/tillsyn/A 61754-2025 tillsynsbegäran.docx
@@ -888,7 +888,7 @@
     <w:r>
       <w:tab/>
       <w:tab/>
-      <w:t>2026-05-29</w:t>
+      <w:t>2026-05-30</w:t>
       <w:br/>
       <w:br/>
     </w:r>

--- a/tillsyn/A 61754-2025 tillsynsbegäran.docx
+++ b/tillsyn/A 61754-2025 tillsynsbegäran.docx
@@ -888,7 +888,7 @@
     <w:r>
       <w:tab/>
       <w:tab/>
-      <w:t>2026-05-30</w:t>
+      <w:t>2026-05-31</w:t>
       <w:br/>
       <w:br/>
     </w:r>

--- a/tillsyn/A 61754-2025 tillsynsbegäran.docx
+++ b/tillsyn/A 61754-2025 tillsynsbegäran.docx
@@ -888,7 +888,7 @@
     <w:r>
       <w:tab/>
       <w:tab/>
-      <w:t>2026-05-31</w:t>
+      <w:t>2026-06-01</w:t>
       <w:br/>
       <w:br/>
     </w:r>

--- a/tillsyn/A 61754-2025 tillsynsbegäran.docx
+++ b/tillsyn/A 61754-2025 tillsynsbegäran.docx
@@ -888,7 +888,7 @@
     <w:r>
       <w:tab/>
       <w:tab/>
-      <w:t>2026-06-01</w:t>
+      <w:t>2026-06-02</w:t>
       <w:br/>
       <w:br/>
     </w:r>

--- a/tillsyn/A 61754-2025 tillsynsbegäran.docx
+++ b/tillsyn/A 61754-2025 tillsynsbegäran.docx
@@ -888,7 +888,7 @@
     <w:r>
       <w:tab/>
       <w:tab/>
-      <w:t>2026-06-02</w:t>
+      <w:t>2026-06-03</w:t>
       <w:br/>
       <w:br/>
     </w:r>

--- a/tillsyn/A 61754-2025 tillsynsbegäran.docx
+++ b/tillsyn/A 61754-2025 tillsynsbegäran.docx
@@ -888,7 +888,7 @@
     <w:r>
       <w:tab/>
       <w:tab/>
-      <w:t>2026-06-03</w:t>
+      <w:t>2026-06-04</w:t>
       <w:br/>
       <w:br/>
     </w:r>

--- a/tillsyn/A 61754-2025 tillsynsbegäran.docx
+++ b/tillsyn/A 61754-2025 tillsynsbegäran.docx
@@ -888,7 +888,7 @@
     <w:r>
       <w:tab/>
       <w:tab/>
-      <w:t>2026-06-04</w:t>
+      <w:t>2026-06-05</w:t>
       <w:br/>
       <w:br/>
     </w:r>

--- a/tillsyn/A 61754-2025 tillsynsbegäran.docx
+++ b/tillsyn/A 61754-2025 tillsynsbegäran.docx
@@ -888,7 +888,7 @@
     <w:r>
       <w:tab/>
       <w:tab/>
-      <w:t>2026-06-05</w:t>
+      <w:t>2026-06-06</w:t>
       <w:br/>
       <w:br/>
     </w:r>

--- a/tillsyn/A 61754-2025 tillsynsbegäran.docx
+++ b/tillsyn/A 61754-2025 tillsynsbegäran.docx
@@ -888,7 +888,7 @@
     <w:r>
       <w:tab/>
       <w:tab/>
-      <w:t>2026-06-06</w:t>
+      <w:t>2026-06-07</w:t>
       <w:br/>
       <w:br/>
     </w:r>

--- a/tillsyn/A 61754-2025 tillsynsbegäran.docx
+++ b/tillsyn/A 61754-2025 tillsynsbegäran.docx
@@ -888,7 +888,7 @@
     <w:r>
       <w:tab/>
       <w:tab/>
-      <w:t>2026-06-07</w:t>
+      <w:t>2026-06-08</w:t>
       <w:br/>
       <w:br/>
     </w:r>

--- a/tillsyn/A 61754-2025 tillsynsbegäran.docx
+++ b/tillsyn/A 61754-2025 tillsynsbegäran.docx
@@ -888,7 +888,7 @@
     <w:r>
       <w:tab/>
       <w:tab/>
-      <w:t>2026-06-08</w:t>
+      <w:t>2026-06-09</w:t>
       <w:br/>
       <w:br/>
     </w:r>

--- a/tillsyn/A 61754-2025 tillsynsbegäran.docx
+++ b/tillsyn/A 61754-2025 tillsynsbegäran.docx
@@ -888,7 +888,7 @@
     <w:r>
       <w:tab/>
       <w:tab/>
-      <w:t>2026-06-09</w:t>
+      <w:t>2026-06-10</w:t>
       <w:br/>
       <w:br/>
     </w:r>

--- a/tillsyn/A 61754-2025 tillsynsbegäran.docx
+++ b/tillsyn/A 61754-2025 tillsynsbegäran.docx
@@ -888,7 +888,7 @@
     <w:r>
       <w:tab/>
       <w:tab/>
-      <w:t>2026-06-10</w:t>
+      <w:t>2026-06-11</w:t>
       <w:br/>
       <w:br/>
     </w:r>

--- a/tillsyn/A 61754-2025 tillsynsbegäran.docx
+++ b/tillsyn/A 61754-2025 tillsynsbegäran.docx
@@ -888,7 +888,7 @@
     <w:r>
       <w:tab/>
       <w:tab/>
-      <w:t>2026-06-11</w:t>
+      <w:t>2026-06-12</w:t>
       <w:br/>
       <w:br/>
     </w:r>

--- a/tillsyn/A 61754-2025 tillsynsbegäran.docx
+++ b/tillsyn/A 61754-2025 tillsynsbegäran.docx
@@ -888,7 +888,7 @@
     <w:r>
       <w:tab/>
       <w:tab/>
-      <w:t>2026-06-12</w:t>
+      <w:t>2026-06-13</w:t>
       <w:br/>
       <w:br/>
     </w:r>

--- a/tillsyn/A 61754-2025 tillsynsbegäran.docx
+++ b/tillsyn/A 61754-2025 tillsynsbegäran.docx
@@ -1212,7 +1212,7 @@
     <w:r>
       <w:tab/>
       <w:tab/>
-      <w:t>2026-07-13</w:t>
+      <w:t>2026-07-14</w:t>
       <w:br/>
       <w:br/>
     </w:r>

--- a/tillsyn/A 61754-2025 tillsynsbegäran.docx
+++ b/tillsyn/A 61754-2025 tillsynsbegäran.docx
@@ -1212,7 +1212,7 @@
     <w:r>
       <w:tab/>
       <w:tab/>
-      <w:t>2026-07-14</w:t>
+      <w:t>2026-07-15</w:t>
       <w:br/>
       <w:br/>
     </w:r>

--- a/tillsyn/A 61754-2025 tillsynsbegäran.docx
+++ b/tillsyn/A 61754-2025 tillsynsbegäran.docx
@@ -1212,7 +1212,7 @@
     <w:r>
       <w:tab/>
       <w:tab/>
-      <w:t>2026-07-15</w:t>
+      <w:t>2026-07-16</w:t>
       <w:br/>
       <w:br/>
     </w:r>

--- a/tillsyn/A 61754-2025 tillsynsbegäran.docx
+++ b/tillsyn/A 61754-2025 tillsynsbegäran.docx
@@ -1212,7 +1212,7 @@
     <w:r>
       <w:tab/>
       <w:tab/>
-      <w:t>2026-07-16</w:t>
+      <w:t>2026-07-17</w:t>
       <w:br/>
       <w:br/>
     </w:r>

--- a/tillsyn/A 61754-2025 tillsynsbegäran.docx
+++ b/tillsyn/A 61754-2025 tillsynsbegäran.docx
@@ -1212,7 +1212,7 @@
     <w:r>
       <w:tab/>
       <w:tab/>
-      <w:t>2026-07-17</w:t>
+      <w:t>2026-07-18</w:t>
       <w:br/>
       <w:br/>
     </w:r>

--- a/tillsyn/A 61754-2025 tillsynsbegäran.docx
+++ b/tillsyn/A 61754-2025 tillsynsbegäran.docx
@@ -1212,7 +1212,7 @@
     <w:r>
       <w:tab/>
       <w:tab/>
-      <w:t>2026-07-18</w:t>
+      <w:t>2026-07-19</w:t>
       <w:br/>
       <w:br/>
     </w:r>

--- a/tillsyn/A 61754-2025 tillsynsbegäran.docx
+++ b/tillsyn/A 61754-2025 tillsynsbegäran.docx
@@ -1212,7 +1212,7 @@
     <w:r>
       <w:tab/>
       <w:tab/>
-      <w:t>2026-07-19</w:t>
+      <w:t>2026-07-20</w:t>
       <w:br/>
       <w:br/>
     </w:r>

--- a/tillsyn/A 61754-2025 tillsynsbegäran.docx
+++ b/tillsyn/A 61754-2025 tillsynsbegäran.docx
@@ -1212,7 +1212,7 @@
     <w:r>
       <w:tab/>
       <w:tab/>
-      <w:t>2026-07-20</w:t>
+      <w:t>2026-07-21</w:t>
       <w:br/>
       <w:br/>
     </w:r>

--- a/tillsyn/A 61754-2025 tillsynsbegäran.docx
+++ b/tillsyn/A 61754-2025 tillsynsbegäran.docx
@@ -1212,7 +1212,7 @@
     <w:r>
       <w:tab/>
       <w:tab/>
-      <w:t>2026-07-21</w:t>
+      <w:t>2026-07-22</w:t>
       <w:br/>
       <w:br/>
     </w:r>

--- a/tillsyn/A 61754-2025 tillsynsbegäran.docx
+++ b/tillsyn/A 61754-2025 tillsynsbegäran.docx
@@ -1212,7 +1212,7 @@
     <w:r>
       <w:tab/>
       <w:tab/>
-      <w:t>2026-07-22</w:t>
+      <w:t>2026-07-23</w:t>
       <w:br/>
       <w:br/>
     </w:r>

--- a/tillsyn/A 61754-2025 tillsynsbegäran.docx
+++ b/tillsyn/A 61754-2025 tillsynsbegäran.docx
@@ -1212,7 +1212,7 @@
     <w:r>
       <w:tab/>
       <w:tab/>
-      <w:t>2026-07-23</w:t>
+      <w:t>2026-07-24</w:t>
       <w:br/>
       <w:br/>
     </w:r>

--- a/tillsyn/A 61754-2025 tillsynsbegäran.docx
+++ b/tillsyn/A 61754-2025 tillsynsbegäran.docx
@@ -1212,7 +1212,7 @@
     <w:r>
       <w:tab/>
       <w:tab/>
-      <w:t>2026-07-24</w:t>
+      <w:t>2026-07-25</w:t>
       <w:br/>
       <w:br/>
     </w:r>

--- a/tillsyn/A 61754-2025 tillsynsbegäran.docx
+++ b/tillsyn/A 61754-2025 tillsynsbegäran.docx
@@ -1212,7 +1212,7 @@
     <w:r>
       <w:tab/>
       <w:tab/>
-      <w:t>2026-07-25</w:t>
+      <w:t>2026-07-26</w:t>
       <w:br/>
       <w:br/>
     </w:r>

--- a/tillsyn/A 61754-2025 tillsynsbegäran.docx
+++ b/tillsyn/A 61754-2025 tillsynsbegäran.docx
@@ -1212,7 +1212,7 @@
     <w:r>
       <w:tab/>
       <w:tab/>
-      <w:t>2026-07-26</w:t>
+      <w:t>2026-07-27</w:t>
       <w:br/>
       <w:br/>
     </w:r>

--- a/tillsyn/A 61754-2025 tillsynsbegäran.docx
+++ b/tillsyn/A 61754-2025 tillsynsbegäran.docx
@@ -1212,7 +1212,7 @@
     <w:r>
       <w:tab/>
       <w:tab/>
-      <w:t>2026-07-27</w:t>
+      <w:t>2026-07-28</w:t>
       <w:br/>
       <w:br/>
     </w:r>

--- a/tillsyn/A 61754-2025 tillsynsbegäran.docx
+++ b/tillsyn/A 61754-2025 tillsynsbegäran.docx
@@ -1212,7 +1212,7 @@
     <w:r>
       <w:tab/>
       <w:tab/>
-      <w:t>2026-07-28</w:t>
+      <w:t>2026-07-29</w:t>
       <w:br/>
       <w:br/>
     </w:r>

--- a/tillsyn/A 61754-2025 tillsynsbegäran.docx
+++ b/tillsyn/A 61754-2025 tillsynsbegäran.docx
@@ -1212,7 +1212,7 @@
     <w:r>
       <w:tab/>
       <w:tab/>
-      <w:t>2026-07-29</w:t>
+      <w:t>2026-07-30</w:t>
       <w:br/>
       <w:br/>
     </w:r>

--- a/tillsyn/A 61754-2025 tillsynsbegäran.docx
+++ b/tillsyn/A 61754-2025 tillsynsbegäran.docx
@@ -1212,7 +1212,7 @@
     <w:r>
       <w:tab/>
       <w:tab/>
-      <w:t>2026-07-30</w:t>
+      <w:t>2026-07-31</w:t>
       <w:br/>
       <w:br/>
     </w:r>

--- a/tillsyn/A 61754-2025 tillsynsbegäran.docx
+++ b/tillsyn/A 61754-2025 tillsynsbegäran.docx
@@ -1212,7 +1212,7 @@
     <w:r>
       <w:tab/>
       <w:tab/>
-      <w:t>2026-07-31</w:t>
+      <w:t>2026-08-01</w:t>
       <w:br/>
       <w:br/>
     </w:r>

--- a/tillsyn/A 61754-2025 tillsynsbegäran.docx
+++ b/tillsyn/A 61754-2025 tillsynsbegäran.docx
@@ -1212,7 +1212,7 @@
     <w:r>
       <w:tab/>
       <w:tab/>
-      <w:t>2026-08-01</w:t>
+      <w:t>2026-08-02</w:t>
       <w:br/>
       <w:br/>
     </w:r>

--- a/tillsyn/A 61754-2025 tillsynsbegäran.docx
+++ b/tillsyn/A 61754-2025 tillsynsbegäran.docx
@@ -1212,7 +1212,7 @@
     <w:r>
       <w:tab/>
       <w:tab/>
-      <w:t>2026-08-02</w:t>
+      <w:t>2026-08-03</w:t>
       <w:br/>
       <w:br/>
     </w:r>

--- a/tillsyn/A 61754-2025 tillsynsbegäran.docx
+++ b/tillsyn/A 61754-2025 tillsynsbegäran.docx
@@ -1212,7 +1212,7 @@
     <w:r>
       <w:tab/>
       <w:tab/>
-      <w:t>2026-08-03</w:t>
+      <w:t>2026-08-05</w:t>
       <w:br/>
       <w:br/>
     </w:r>

--- a/tillsyn/A 61754-2025 tillsynsbegäran.docx
+++ b/tillsyn/A 61754-2025 tillsynsbegäran.docx
@@ -1212,7 +1212,7 @@
     <w:r>
       <w:tab/>
       <w:tab/>
-      <w:t>2026-08-05</w:t>
+      <w:t>2026-08-07</w:t>
       <w:br/>
       <w:br/>
     </w:r>

--- a/tillsyn/A 61754-2025 tillsynsbegäran.docx
+++ b/tillsyn/A 61754-2025 tillsynsbegäran.docx
@@ -1212,7 +1212,7 @@
     <w:r>
       <w:tab/>
       <w:tab/>
-      <w:t>2026-08-07</w:t>
+      <w:t>2026-08-08</w:t>
       <w:br/>
       <w:br/>
     </w:r>

--- a/tillsyn/A 61754-2025 tillsynsbegäran.docx
+++ b/tillsyn/A 61754-2025 tillsynsbegäran.docx
@@ -60,7 +60,7 @@
         <w:spacing w:after="240"/>
       </w:pPr>
       <w:r>
-        <w:t>Figur 1. Fyndplatser för naturvårdsarter i avverkningsanmälan. Markörer utan svart kant är placerade på fyndplatsen. Markörer med svart kant är placerade vid sidan av fyndplatsen har ett svart streck som visar fyndplatsens exakta position. Kartans mittpunktskoordinat är N 6997333, E 626521 i SWEREF 99 TM.</w:t>
+        <w:t>Figur 1. Fyndplatser för naturvårdsarter i avverkningsanmälan. Markörer utan svart kant är placerade på fyndplatsen. Markörer med svart kant är placerade vid sidan av fyndplatsen och har ett svart streck som visar fyndplatsens exakta position. Kartans mittpunktskoordinat är N 6997333, E 626521 i SWEREF 99 TM.</w:t>
       </w:r>
     </w:p>
     <w:p>
@@ -1212,7 +1212,7 @@
     <w:r>
       <w:tab/>
       <w:tab/>
-      <w:t>2026-08-14</w:t>
+      <w:t>2026-08-15</w:t>
       <w:br/>
       <w:br/>
     </w:r>

--- a/tillsyn/A 61754-2025 tillsynsbegäran.docx
+++ b/tillsyn/A 61754-2025 tillsynsbegäran.docx
@@ -1212,7 +1212,7 @@
     <w:r>
       <w:tab/>
       <w:tab/>
-      <w:t>2026-08-15</w:t>
+      <w:t>2026-08-16</w:t>
       <w:br/>
       <w:br/>
     </w:r>

--- a/tillsyn/A 61754-2025 tillsynsbegäran.docx
+++ b/tillsyn/A 61754-2025 tillsynsbegäran.docx
@@ -1212,7 +1212,7 @@
     <w:r>
       <w:tab/>
       <w:tab/>
-      <w:t>2026-08-16</w:t>
+      <w:t>2026-08-17</w:t>
       <w:br/>
       <w:br/>
     </w:r>

--- a/tillsyn/A 61754-2025 tillsynsbegäran.docx
+++ b/tillsyn/A 61754-2025 tillsynsbegäran.docx
@@ -1212,7 +1212,7 @@
     <w:r>
       <w:tab/>
       <w:tab/>
-      <w:t>2026-08-17</w:t>
+      <w:t>2026-08-18</w:t>
       <w:br/>
       <w:br/>
     </w:r>

--- a/tillsyn/A 61754-2025 tillsynsbegäran.docx
+++ b/tillsyn/A 61754-2025 tillsynsbegäran.docx
@@ -1212,7 +1212,7 @@
     <w:r>
       <w:tab/>
       <w:tab/>
-      <w:t>2026-08-18</w:t>
+      <w:t>2026-08-19</w:t>
       <w:br/>
       <w:br/>
     </w:r>

--- a/tillsyn/A 61754-2025 tillsynsbegäran.docx
+++ b/tillsyn/A 61754-2025 tillsynsbegäran.docx
@@ -1212,7 +1212,7 @@
     <w:r>
       <w:tab/>
       <w:tab/>
-      <w:t>2026-08-19</w:t>
+      <w:t>2026-08-20</w:t>
       <w:br/>
       <w:br/>
     </w:r>

--- a/tillsyn/A 61754-2025 tillsynsbegäran.docx
+++ b/tillsyn/A 61754-2025 tillsynsbegäran.docx
@@ -1212,7 +1212,7 @@
     <w:r>
       <w:tab/>
       <w:tab/>
-      <w:t>2026-08-20</w:t>
+      <w:t>2026-08-21</w:t>
       <w:br/>
       <w:br/>
     </w:r>

--- a/tillsyn/A 61754-2025 tillsynsbegäran.docx
+++ b/tillsyn/A 61754-2025 tillsynsbegäran.docx
@@ -1212,7 +1212,7 @@
     <w:r>
       <w:tab/>
       <w:tab/>
-      <w:t>2026-08-21</w:t>
+      <w:t>2026-08-22</w:t>
       <w:br/>
       <w:br/>
     </w:r>

--- a/tillsyn/A 61754-2025 tillsynsbegäran.docx
+++ b/tillsyn/A 61754-2025 tillsynsbegäran.docx
@@ -1212,7 +1212,7 @@
     <w:r>
       <w:tab/>
       <w:tab/>
-      <w:t>2026-08-22</w:t>
+      <w:t>2026-08-23</w:t>
       <w:br/>
       <w:br/>
     </w:r>

--- a/tillsyn/A 61754-2025 tillsynsbegäran.docx
+++ b/tillsyn/A 61754-2025 tillsynsbegäran.docx
@@ -1212,7 +1212,7 @@
     <w:r>
       <w:tab/>
       <w:tab/>
-      <w:t>2026-08-23</w:t>
+      <w:t>2026-08-24</w:t>
       <w:br/>
       <w:br/>
     </w:r>

--- a/tillsyn/A 61754-2025 tillsynsbegäran.docx
+++ b/tillsyn/A 61754-2025 tillsynsbegäran.docx
@@ -1212,7 +1212,7 @@
     <w:r>
       <w:tab/>
       <w:tab/>
-      <w:t>2026-08-24</w:t>
+      <w:t>2026-08-25</w:t>
       <w:br/>
       <w:br/>
     </w:r>

--- a/tillsyn/A 61754-2025 tillsynsbegäran.docx
+++ b/tillsyn/A 61754-2025 tillsynsbegäran.docx
@@ -1212,7 +1212,7 @@
     <w:r>
       <w:tab/>
       <w:tab/>
-      <w:t>2026-08-25</w:t>
+      <w:t>2026-08-26</w:t>
       <w:br/>
       <w:br/>
     </w:r>

--- a/tillsyn/A 61754-2025 tillsynsbegäran.docx
+++ b/tillsyn/A 61754-2025 tillsynsbegäran.docx
@@ -1212,7 +1212,7 @@
     <w:r>
       <w:tab/>
       <w:tab/>
-      <w:t>2026-08-26</w:t>
+      <w:t>2026-08-27</w:t>
       <w:br/>
       <w:br/>
     </w:r>

--- a/tillsyn/A 61754-2025 tillsynsbegäran.docx
+++ b/tillsyn/A 61754-2025 tillsynsbegäran.docx
@@ -1212,7 +1212,7 @@
     <w:r>
       <w:tab/>
       <w:tab/>
-      <w:t>2026-08-27</w:t>
+      <w:t>2026-08-28</w:t>
       <w:br/>
       <w:br/>
     </w:r>

--- a/tillsyn/A 61754-2025 tillsynsbegäran.docx
+++ b/tillsyn/A 61754-2025 tillsynsbegäran.docx
@@ -1212,7 +1212,7 @@
     <w:r>
       <w:tab/>
       <w:tab/>
-      <w:t>2026-08-28</w:t>
+      <w:t>2026-08-29</w:t>
       <w:br/>
       <w:br/>
     </w:r>

--- a/tillsyn/A 61754-2025 tillsynsbegäran.docx
+++ b/tillsyn/A 61754-2025 tillsynsbegäran.docx
@@ -1212,7 +1212,7 @@
     <w:r>
       <w:tab/>
       <w:tab/>
-      <w:t>2026-08-29</w:t>
+      <w:t>2026-08-31</w:t>
       <w:br/>
       <w:br/>
     </w:r>

--- a/tillsyn/A 61754-2025 tillsynsbegäran.docx
+++ b/tillsyn/A 61754-2025 tillsynsbegäran.docx
@@ -1212,7 +1212,7 @@
     <w:r>
       <w:tab/>
       <w:tab/>
-      <w:t>2026-08-31</w:t>
+      <w:t>2026-09-01</w:t>
       <w:br/>
       <w:br/>
     </w:r>

--- a/tillsyn/A 61754-2025 tillsynsbegäran.docx
+++ b/tillsyn/A 61754-2025 tillsynsbegäran.docx
@@ -1212,7 +1212,7 @@
     <w:r>
       <w:tab/>
       <w:tab/>
-      <w:t>2026-09-01</w:t>
+      <w:t>2026-09-02</w:t>
       <w:br/>
       <w:br/>
     </w:r>

--- a/tillsyn/A 61754-2025 tillsynsbegäran.docx
+++ b/tillsyn/A 61754-2025 tillsynsbegäran.docx
@@ -1212,7 +1212,7 @@
     <w:r>
       <w:tab/>
       <w:tab/>
-      <w:t>2026-09-02</w:t>
+      <w:t>2026-09-03</w:t>
       <w:br/>
       <w:br/>
     </w:r>

--- a/tillsyn/A 61754-2025 tillsynsbegäran.docx
+++ b/tillsyn/A 61754-2025 tillsynsbegäran.docx
@@ -1212,7 +1212,7 @@
     <w:r>
       <w:tab/>
       <w:tab/>
-      <w:t>2026-09-03</w:t>
+      <w:t>2026-09-04</w:t>
       <w:br/>
       <w:br/>
     </w:r>

--- a/tillsyn/A 61754-2025 tillsynsbegäran.docx
+++ b/tillsyn/A 61754-2025 tillsynsbegäran.docx
@@ -1212,7 +1212,7 @@
     <w:r>
       <w:tab/>
       <w:tab/>
-      <w:t>2026-09-04</w:t>
+      <w:t>2026-09-05</w:t>
       <w:br/>
       <w:br/>
     </w:r>
